--- a/labs/lab-07/executive-brief.docx
+++ b/labs/lab-07/executive-brief.docx
@@ -12,7 +12,7 @@
     </w:p>
     <w:p>
       <w:r>
-        <w:t>Lab 07: Integration and operating model</w:t>
+        <w:t>Lab 07: Test share and monitor an agent</w:t>
       </w:r>
     </w:p>
     <w:p>
@@ -38,22 +38,22 @@
         <w:pStyle w:val="Heading2"/>
       </w:pPr>
       <w:r>
-        <w:t>NS-31: Vendor and partner review</w:t>
+        <w:t>NS-31: Test a normal question</w:t>
       </w:r>
     </w:p>
     <w:p>
       <w:r>
-        <w:t>Business input: Three proposed AI service options</w:t>
+        <w:t>Business input: Approved leave-policy example</w:t>
       </w:r>
     </w:p>
     <w:p>
       <w:r>
-        <w:t>Required output: Partner decision matrix</w:t>
+        <w:t>Required output: Normal-case test record</w:t>
       </w:r>
     </w:p>
     <w:p>
       <w:r>
-        <w:t>Review gate: Verify contractual and data claims</w:t>
+        <w:t>Review gate: Answer matches current source</w:t>
       </w:r>
     </w:p>
     <w:p>
@@ -61,22 +61,22 @@
         <w:pStyle w:val="Heading2"/>
       </w:pPr>
       <w:r>
-        <w:t>NS-32: Pilot operating model</w:t>
+        <w:t>NS-32: Test missing knowledge</w:t>
       </w:r>
     </w:p>
     <w:p>
       <w:r>
-        <w:t>Business input: 30-seat cross-functional cohort</w:t>
+        <w:t>Business input: Question outside approved policy set</w:t>
       </w:r>
     </w:p>
     <w:p>
       <w:r>
-        <w:t>Required output: Pilot operating charter</w:t>
+        <w:t>Required output: Out-of-scope test record</w:t>
       </w:r>
     </w:p>
     <w:p>
       <w:r>
-        <w:t>Review gate: Sponsor, data owner and risk lead sign off</w:t>
+        <w:t>Review gate: Agent hands off unknown answer</w:t>
       </w:r>
     </w:p>
     <w:p>
@@ -84,22 +84,22 @@
         <w:pStyle w:val="Heading2"/>
       </w:pPr>
       <w:r>
-        <w:t>NS-33: Leadership role modelling</w:t>
+        <w:t>NS-33: Test conflicting sources</w:t>
       </w:r>
     </w:p>
     <w:p>
       <w:r>
-        <w:t>Business input: Three executive work patterns</w:t>
+        <w:t>Business input: Current and retired synthetic policies</w:t>
       </w:r>
     </w:p>
     <w:p>
       <w:r>
-        <w:t>Required output: Leader demonstration plan</w:t>
+        <w:t>Required output: Conflict test record</w:t>
       </w:r>
     </w:p>
     <w:p>
       <w:r>
-        <w:t>Review gate: Leader shows reviewed outputs and limits</w:t>
+        <w:t>Review gate: Owner chooses authoritative source</w:t>
       </w:r>
     </w:p>
     <w:p>
@@ -107,22 +107,22 @@
         <w:pStyle w:val="Heading2"/>
       </w:pPr>
       <w:r>
-        <w:t>NS-34: Change communication</w:t>
+        <w:t>NS-34: Pilot with users</w:t>
       </w:r>
     </w:p>
     <w:p>
       <w:r>
-        <w:t>Business input: Employee concerns and benefits</w:t>
+        <w:t>Business input: Three synthetic role personas</w:t>
       </w:r>
     </w:p>
     <w:p>
       <w:r>
-        <w:t>Required output: Change narrative and FAQ</w:t>
+        <w:t>Required output: Pilot feedback log</w:t>
       </w:r>
     </w:p>
     <w:p>
       <w:r>
-        <w:t>Review gate: Include limits and escalation route</w:t>
+        <w:t>Review gate: Address material failures before release</w:t>
       </w:r>
     </w:p>
     <w:p>
@@ -130,22 +130,22 @@
         <w:pStyle w:val="Heading2"/>
       </w:pPr>
       <w:r>
-        <w:t>NS-35: Decision escalation</w:t>
+        <w:t>NS-35: Share and monitor</w:t>
       </w:r>
     </w:p>
     <w:p>
       <w:r>
-        <w:t>Business input: Pilot issue affecting customer outcome</w:t>
+        <w:t>Business input: Approved agent and audience list</w:t>
       </w:r>
     </w:p>
     <w:p>
       <w:r>
-        <w:t>Required output: Escalation playbook</w:t>
+        <w:t>Required output: Agent release and review card</w:t>
       </w:r>
     </w:p>
     <w:p>
       <w:r>
-        <w:t>Review gate: Named sponsor owns pause decision</w:t>
+        <w:t>Review gate: Owner checks audience and knowledge access</w:t>
       </w:r>
     </w:p>
     <w:sectPr>
